--- a/docx_chapters/29_Trail_18__Twin_Arches.docx
+++ b/docx_chapters/29_Trail_18__Twin_Arches.docx
@@ -295,7 +295,7 @@
               <w:pStyle w:val="Compact"/>
             </w:pPr>
             <w:r>
-              <w:t xml:space="preserve">Strollers and Wheelchairs</w:t>
+              <w:t xml:space="preserve">Accessibility</w:t>
             </w:r>
           </w:p>
         </w:tc>

--- a/docx_chapters/29_Trail_18__Twin_Arches.docx
+++ b/docx_chapters/29_Trail_18__Twin_Arches.docx
@@ -32,7 +32,7 @@
         </w:numPr>
       </w:pPr>
       <w:r>
-        <w:t xml:space="preserve">trail-18-figure-01.jpg</w:t>
+        <w:t xml:space="preserve">twin arches jess.jpeg</w:t>
       </w:r>
     </w:p>
     <w:p>
@@ -45,6 +45,18 @@
       </w:pPr>
       <w:r>
         <w:t xml:space="preserve">trail-18-map.jpeg</w:t>
+      </w:r>
+    </w:p>
+    <w:p>
+      <w:pPr>
+        <w:pStyle w:val="Compact"/>
+        <w:numPr>
+          <w:ilvl w:val="0"/>
+          <w:numId w:val="1001"/>
+        </w:numPr>
+      </w:pPr>
+      <w:r>
+        <w:t xml:space="preserve">trail twin arches.jpg</w:t>
       </w:r>
     </w:p>
     <w:bookmarkStart w:id="20" w:name="overview"/>
